--- a/ConsumerWorkplace_v_1.0/Templates/F_1_БВ-НК-бари-дискотеки_.docx
+++ b/ConsumerWorkplace_v_1.0/Templates/F_1_БВ-НК-бари-дискотеки_.docx
@@ -286,8 +286,8 @@
           <w:rPr>
             <w:rStyle w:val="af1"/>
           </w:rPr>
-          <w:alias w:val="docDateC"/>
-          <w:tag w:val="docDateC"/>
+          <w:alias w:val="docDate"/>
+          <w:tag w:val="docDate"/>
           <w:id w:val="-1764839763"/>
           <w:placeholder>
             <w:docPart w:val="DefaultPlaceholder_-1854013440"/>
@@ -425,46 +425,7 @@
         <w:ind w:firstLine="360"/>
       </w:pPr>
       <w:r>
-        <w:t>т</w:t>
-      </w:r>
-      <w:r>
-        <w:t>а</w:t>
-      </w:r>
-      <w:r>
-        <w:t xml:space="preserve"> </w:t>
-      </w:r>
-      <w:sdt>
-        <w:sdtPr>
-          <w:alias w:val="fop"/>
-          <w:tag w:val="fop"/>
-          <w:id w:val="1876193190"/>
-          <w:placeholder>
-            <w:docPart w:val="DefaultPlaceholder_-1854013440"/>
-          </w:placeholder>
-          <w:showingPlcHdr/>
-          <w15:appearance w15:val="tags"/>
-          <w:text/>
-        </w:sdtPr>
-        <w:sdtContent>
-          <w:r>
-            <w:rPr>
-              <w:rStyle w:val="af0"/>
-            </w:rPr>
-            <w:t>Место для ввода текста.</w:t>
-          </w:r>
-        </w:sdtContent>
-      </w:sdt>
-      <w:r>
-        <w:t xml:space="preserve"> </w:t>
-      </w:r>
-      <w:r>
-        <w:rPr>
-          <w:lang w:val="ru-RU"/>
-        </w:rPr>
-        <w:t xml:space="preserve"> </w:t>
-      </w:r>
-      <w:r>
-        <w:t xml:space="preserve"> </w:t>
+        <w:t xml:space="preserve">та </w:t>
       </w:r>
       <w:bookmarkStart w:id="1" w:name="_Hlk515017341"/>
       <w:sdt>
@@ -509,29 +470,8 @@
         <w:t>,</w:t>
       </w:r>
       <w:r>
-        <w:t xml:space="preserve"> </w:t>
-      </w:r>
-      <w:sdt>
-        <w:sdtPr>
-          <w:alias w:val="vOsobi"/>
-          <w:tag w:val="vOsobi"/>
-          <w:id w:val="1298183378"/>
-          <w:placeholder>
-            <w:docPart w:val="DefaultPlaceholder_-1854013440"/>
-          </w:placeholder>
-          <w:showingPlcHdr/>
-          <w15:appearance w15:val="tags"/>
-          <w:text/>
-        </w:sdtPr>
-        <w:sdtContent>
-          <w:r>
-            <w:rPr>
-              <w:rStyle w:val="af0"/>
-            </w:rPr>
-            <w:t>Место для ввода текста.</w:t>
-          </w:r>
-        </w:sdtContent>
-      </w:sdt>
+        <w:t xml:space="preserve"> в особі</w:t>
+      </w:r>
       <w:r>
         <w:t xml:space="preserve"> </w:t>
       </w:r>
@@ -562,36 +502,15 @@
         </w:sdtContent>
       </w:sdt>
       <w:r>
-        <w:t>,</w:t>
-      </w:r>
-      <w:r>
+        <w:t>, що діє на підставі</w:t>
+      </w:r>
+      <w:bookmarkEnd w:id="1"/>
+      <w:r>
+        <w:rPr>
+          <w:lang w:val="ru-RU"/>
+        </w:rPr>
         <w:t xml:space="preserve"> </w:t>
       </w:r>
-      <w:sdt>
-        <w:sdtPr>
-          <w:alias w:val="naPidstavi"/>
-          <w:tag w:val="naPidstavi"/>
-          <w:id w:val="2080940376"/>
-          <w:placeholder>
-            <w:docPart w:val="DefaultPlaceholder_-1854013440"/>
-          </w:placeholder>
-          <w:showingPlcHdr/>
-          <w15:appearance w15:val="tags"/>
-          <w:text/>
-        </w:sdtPr>
-        <w:sdtContent>
-          <w:r>
-            <w:rPr>
-              <w:rStyle w:val="af0"/>
-            </w:rPr>
-            <w:t>Место для ввода текста.</w:t>
-          </w:r>
-        </w:sdtContent>
-      </w:sdt>
-      <w:r>
-        <w:t xml:space="preserve"> </w:t>
-      </w:r>
-      <w:bookmarkEnd w:id="1"/>
       <w:sdt>
         <w:sdtPr>
           <w:rPr>
@@ -1917,15 +1836,7 @@
           <w:sz w:val="20"/>
           <w:szCs w:val="20"/>
         </w:rPr>
-        <w:t xml:space="preserve">ле не менше </w:t>
-      </w:r>
-      <w:r>
-        <w:rPr>
-          <w:sz w:val="20"/>
-          <w:szCs w:val="20"/>
-        </w:rPr>
-        <w:lastRenderedPageBreak/>
-        <w:t>н</w:t>
+        <w:t>ле не менше н</w:t>
       </w:r>
       <w:r>
         <w:rPr>
@@ -4233,15 +4144,7 @@
           <w:sz w:val="20"/>
           <w:szCs w:val="20"/>
         </w:rPr>
-        <w:t xml:space="preserve"> всі документи, пов’язані з розрахунком та виплатою сум авторської винагороди (роялті) відповідно </w:t>
-      </w:r>
-      <w:r>
-        <w:rPr>
-          <w:sz w:val="20"/>
-          <w:szCs w:val="20"/>
-        </w:rPr>
-        <w:lastRenderedPageBreak/>
-        <w:t>до умов даного Договору, для огляду їх н</w:t>
+        <w:t xml:space="preserve"> всі документи, пов’язані з розрахунком та виплатою сум авторської винагороди (роялті) відповідно до умов даного Договору, для огляду їх н</w:t>
       </w:r>
       <w:r>
         <w:rPr>
@@ -4289,6 +4192,7 @@
           <w:sz w:val="20"/>
           <w:szCs w:val="20"/>
         </w:rPr>
+        <w:lastRenderedPageBreak/>
         <w:t>4.3. Сторони зобов’язуються зберігати конфіденційність щодо умов цього Договору, всіх відомостей та будь-якої інформації щодо господарської діяльності Сторін, що стали відомі іншій Стороні у зв’язку з виконанням умов цього Договору, оскільки такі відомості і/або інформація, умови Договору є комерційною таємницею. У випадку порушення однією зі Сторін зобов’язання щодо конфіденційності, визначеного у цьому пункті Договору, і якщо через таке порушення інша Сторона зазнала збитків, то такі збитки повинні бути відшкодовані винною у такому порушенні Стороною у повному обсязі.</w:t>
       </w:r>
     </w:p>
@@ -4352,15 +4256,14 @@
         </w:rPr>
         <w:t xml:space="preserve">до </w:t>
       </w:r>
-      <w:bookmarkStart w:id="6" w:name="_GoBack"/>
       <w:sdt>
         <w:sdtPr>
           <w:rPr>
             <w:sz w:val="20"/>
             <w:szCs w:val="20"/>
           </w:rPr>
-          <w:alias w:val="docDateEndС"/>
-          <w:tag w:val="docDateEndС"/>
+          <w:alias w:val="docDateEnd"/>
+          <w:tag w:val="docDateEnd"/>
           <w:id w:val="-552547201"/>
           <w:placeholder>
             <w:docPart w:val="DefaultPlaceholder_-1854013440"/>
@@ -4379,7 +4282,6 @@
           </w:r>
         </w:sdtContent>
       </w:sdt>
-      <w:bookmarkEnd w:id="6"/>
       <w:r>
         <w:rPr>
           <w:sz w:val="20"/>
@@ -4446,7 +4348,7 @@
         </w:rPr>
         <w:t xml:space="preserve"> на </w:t>
       </w:r>
-      <w:bookmarkStart w:id="7" w:name="_Hlk515015351"/>
+      <w:bookmarkStart w:id="6" w:name="_Hlk515015351"/>
       <w:sdt>
         <w:sdtPr>
           <w:rPr>
@@ -4520,7 +4422,7 @@
         </w:rPr>
         <w:t>)</w:t>
       </w:r>
-      <w:bookmarkEnd w:id="7"/>
+      <w:bookmarkEnd w:id="6"/>
       <w:r>
         <w:rPr>
           <w:sz w:val="20"/>
@@ -5141,15 +5043,7 @@
           <w:sz w:val="20"/>
           <w:szCs w:val="20"/>
         </w:rPr>
-        <w:t xml:space="preserve">8.1. Усі правовідносини, що виникають з цього Договору або пов'язані із ним, у тому числі пов'язані із дійсністю, укладенням, виконанням, зміною та припиненням цього Договору, тлумаченням його умов, визначенням наслідків недійсності або порушення Договору, регламентуються цим Договором та відповідними нормами чинного в Україні законодавства, а також </w:t>
-      </w:r>
-      <w:r>
-        <w:rPr>
-          <w:sz w:val="20"/>
-          <w:szCs w:val="20"/>
-        </w:rPr>
-        <w:lastRenderedPageBreak/>
-        <w:t>застосовними до таких правовідносин звичаями ділового обороту на підставі принципів добросовісності, розумності та справедливості.</w:t>
+        <w:t>8.1. Усі правовідносини, що виникають з цього Договору або пов'язані із ним, у тому числі пов'язані із дійсністю, укладенням, виконанням, зміною та припиненням цього Договору, тлумаченням його умов, визначенням наслідків недійсності або порушення Договору, регламентуються цим Договором та відповідними нормами чинного в Україні законодавства, а також застосовними до таких правовідносин звичаями ділового обороту на підставі принципів добросовісності, розумності та справедливості.</w:t>
       </w:r>
     </w:p>
     <w:p>
@@ -5168,6 +5062,7 @@
           <w:sz w:val="20"/>
           <w:szCs w:val="20"/>
         </w:rPr>
+        <w:lastRenderedPageBreak/>
         <w:t>8.2. Всі зміни та додатки до даного Договору укладаються у письмовій формі та є чинними за умови підписання їх уповноваженими представниками обох Сторін.</w:t>
       </w:r>
       <w:r>
@@ -6902,6 +6797,7 @@
               </w:rPr>
               <w:t xml:space="preserve">: </w:t>
             </w:r>
+            <w:bookmarkStart w:id="7" w:name="_GoBack"/>
             <w:sdt>
               <w:sdtPr>
                 <w:rPr>
@@ -6930,6 +6826,7 @@
                 </w:r>
               </w:sdtContent>
             </w:sdt>
+            <w:bookmarkEnd w:id="7"/>
           </w:p>
           <w:p>
             <w:pPr>
@@ -6998,7 +6895,6 @@
                 <w:szCs w:val="20"/>
                 <w:vertAlign w:val="superscript"/>
               </w:rPr>
-              <w:lastRenderedPageBreak/>
               <w:t xml:space="preserve">                                (підпис)                                                      </w:t>
             </w:r>
           </w:p>
@@ -20171,10 +20067,10 @@
 <w:fonts xmlns:mc="http://schemas.openxmlformats.org/markup-compatibility/2006" xmlns:r="http://schemas.openxmlformats.org/officeDocument/2006/relationships" xmlns:w="http://schemas.openxmlformats.org/wordprocessingml/2006/main" xmlns:w14="http://schemas.microsoft.com/office/word/2010/wordml" xmlns:w15="http://schemas.microsoft.com/office/word/2012/wordml" xmlns:w16cid="http://schemas.microsoft.com/office/word/2016/wordml/cid" xmlns:w16se="http://schemas.microsoft.com/office/word/2015/wordml/symex" mc:Ignorable="w14 w15 w16se w16cid">
   <w:font w:name="Times New Roman">
     <w:panose1 w:val="02020603050405020304"/>
-    <w:charset w:val="CC"/>
+    <w:charset w:val="00"/>
     <w:family w:val="roman"/>
     <w:pitch w:val="variable"/>
-    <w:sig w:usb0="E0002EFF" w:usb1="C000785B" w:usb2="00000009" w:usb3="00000000" w:csb0="000001FF" w:csb1="00000000"/>
+    <w:sig w:usb0="E0002AFF" w:usb1="C0007843" w:usb2="00000009" w:usb3="00000000" w:csb0="000001FF" w:csb1="00000000"/>
   </w:font>
   <w:font w:name="MS Mincho">
     <w:altName w:val="ＭＳ 明朝"/>
@@ -20200,10 +20096,10 @@
   </w:font>
   <w:font w:name="Calibri">
     <w:panose1 w:val="020F0502020204030204"/>
-    <w:charset w:val="CC"/>
+    <w:charset w:val="00"/>
     <w:family w:val="swiss"/>
     <w:pitch w:val="variable"/>
-    <w:sig w:usb0="E0002AFF" w:usb1="C000247B" w:usb2="00000009" w:usb3="00000000" w:csb0="000001FF" w:csb1="00000000"/>
+    <w:sig w:usb0="E00002FF" w:usb1="4000ACFF" w:usb2="00000001" w:usb3="00000000" w:csb0="0000019F" w:csb1="00000000"/>
   </w:font>
   <w:font w:name="Times New Roman CYR">
     <w:panose1 w:val="02020603050405020304"/>
@@ -20214,10 +20110,10 @@
   </w:font>
   <w:font w:name="Arial">
     <w:panose1 w:val="020B0604020202020204"/>
-    <w:charset w:val="CC"/>
+    <w:charset w:val="00"/>
     <w:family w:val="swiss"/>
     <w:pitch w:val="variable"/>
-    <w:sig w:usb0="E0002EFF" w:usb1="C000785B" w:usb2="00000009" w:usb3="00000000" w:csb0="000001FF" w:csb1="00000000"/>
+    <w:sig w:usb0="E0002AFF" w:usb1="C0007843" w:usb2="00000009" w:usb3="00000000" w:csb0="000001FF" w:csb1="00000000"/>
   </w:font>
   <w:font w:name="Arial Narrow">
     <w:panose1 w:val="020B0606020202030204"/>
@@ -21058,7 +20954,7 @@
 </file>
 
 <file path=customXml/itemProps1.xml><?xml version="1.0" encoding="utf-8"?>
-<ds:datastoreItem xmlns:ds="http://schemas.openxmlformats.org/officeDocument/2006/customXml" ds:itemID="{65E29160-FBB0-44DA-9722-076B9F0D84CB}">
+<ds:datastoreItem xmlns:ds="http://schemas.openxmlformats.org/officeDocument/2006/customXml" ds:itemID="{A3DBF94B-DD05-47CE-B4FE-A4EC62EE0BEF}">
   <ds:schemaRefs>
     <ds:schemaRef ds:uri="http://schemas.openxmlformats.org/officeDocument/2006/bibliography"/>
   </ds:schemaRefs>
